--- a/docs/Competitive-Analysis-Report.docx
+++ b/docs/Competitive-Analysis-Report.docx
@@ -189,9 +189,7 @@
       </w:tr>
     </w:tbl>
     <w:p>
-      <w:r>
-        <w:br w:type="page"/>
-      </w:r>
+      <w:r/>
     </w:p>
     <w:p>
       <w:pPr>
@@ -210,7 +208,6 @@
           <w:b w:val="0"/>
           <w:sz w:val="21"/>
         </w:rPr>
-        <w:t>本文档对校园场地与设备预约管理领域的竞品进行系统性分析，旨在明确产品差异化定位。分析维度包括：产品功能、用户体验、价格策略、目标市场。</w:t>
       </w:r>
     </w:p>
     <w:p>
@@ -238,78 +235,6 @@
         <w:gridCol w:w="1824"/>
         <w:gridCol w:w="1824"/>
       </w:tblGrid>
-      <w:tr>
-        <w:tc>
-          <w:tcPr>
-            <w:tcW w:type="dxa" w:w="1824"/>
-          </w:tcPr>
-          <w:p>
-            <w:r>
-              <w:rPr>
-                <w:b/>
-                <w:sz w:val="18"/>
-              </w:rPr>
-              <w:t>竞品</w:t>
-            </w:r>
-          </w:p>
-        </w:tc>
-        <w:tc>
-          <w:tcPr>
-            <w:tcW w:type="dxa" w:w="1824"/>
-          </w:tcPr>
-          <w:p>
-            <w:r>
-              <w:rPr>
-                <w:b/>
-                <w:sz w:val="18"/>
-              </w:rPr>
-              <w:t>类型</w:t>
-            </w:r>
-          </w:p>
-        </w:tc>
-        <w:tc>
-          <w:tcPr>
-            <w:tcW w:type="dxa" w:w="1824"/>
-          </w:tcPr>
-          <w:p>
-            <w:r>
-              <w:rPr>
-                <w:b/>
-                <w:sz w:val="18"/>
-              </w:rPr>
-              <w:t>目标用户</w:t>
-            </w:r>
-          </w:p>
-        </w:tc>
-        <w:tc>
-          <w:tcPr>
-            <w:tcW w:type="dxa" w:w="1824"/>
-          </w:tcPr>
-          <w:p>
-            <w:r>
-              <w:rPr>
-                <w:b/>
-                <w:sz w:val="18"/>
-              </w:rPr>
-              <w:t>核心卖点</w:t>
-            </w:r>
-          </w:p>
-        </w:tc>
-        <w:tc>
-          <w:tcPr>
-            <w:tcW w:type="dxa" w:w="1824"/>
-          </w:tcPr>
-          <w:p>
-            <w:r>
-              <w:rPr>
-                <w:b/>
-                <w:sz w:val="18"/>
-              </w:rPr>
-              <w:t>价格</w:t>
-            </w:r>
-          </w:p>
-        </w:tc>
-      </w:tr>
       <w:tr>
         <w:tc>
           <w:tcPr>
@@ -439,7 +364,7 @@
               <w:rPr>
                 <w:sz w:val="18"/>
               </w:rPr>
-              <w:t>免费+增值</w:t>
+              <w:t>+增值</w:t>
             </w:r>
           </w:p>
         </w:tc>
@@ -506,7 +431,7 @@
               <w:rPr>
                 <w:sz w:val="18"/>
               </w:rPr>
-              <w:t>免费（需钉钉）</w:t>
+              <w:t>（需钉钉）</w:t>
             </w:r>
           </w:p>
         </w:tc>
@@ -560,7 +485,7 @@
               <w:rPr>
                 <w:sz w:val="18"/>
               </w:rPr>
-              <w:t>免费、易用</w:t>
+              <w:t>、易用</w:t>
             </w:r>
           </w:p>
         </w:tc>
@@ -573,7 +498,6 @@
               <w:rPr>
                 <w:sz w:val="18"/>
               </w:rPr>
-              <w:t>免费</w:t>
             </w:r>
           </w:p>
         </w:tc>
@@ -640,7 +564,7 @@
               <w:rPr>
                 <w:sz w:val="18"/>
               </w:rPr>
-              <w:t>免费+$8/月</w:t>
+              <w:t>+$8/月</w:t>
             </w:r>
           </w:p>
         </w:tc>
@@ -1156,7 +1080,6 @@
               <w:rPr>
                 <w:sz w:val="18"/>
               </w:rPr>
-              <w:t>财务统计</w:t>
             </w:r>
           </w:p>
         </w:tc>
@@ -1386,86 +1309,6 @@
           </w:p>
         </w:tc>
       </w:tr>
-      <w:tr>
-        <w:tc>
-          <w:tcPr>
-            <w:tcW w:type="dxa" w:w="1520"/>
-          </w:tcPr>
-          <w:p>
-            <w:r>
-              <w:rPr>
-                <w:sz w:val="18"/>
-              </w:rPr>
-              <w:t>价格优势</w:t>
-            </w:r>
-          </w:p>
-        </w:tc>
-        <w:tc>
-          <w:tcPr>
-            <w:tcW w:type="dxa" w:w="1520"/>
-          </w:tcPr>
-          <w:p>
-            <w:r>
-              <w:rPr>
-                <w:sz w:val="18"/>
-              </w:rPr>
-              <w:t>★ 免费基础版</w:t>
-            </w:r>
-          </w:p>
-        </w:tc>
-        <w:tc>
-          <w:tcPr>
-            <w:tcW w:type="dxa" w:w="1520"/>
-          </w:tcPr>
-          <w:p>
-            <w:r>
-              <w:rPr>
-                <w:sz w:val="18"/>
-              </w:rPr>
-              <w:t>△ 贵</w:t>
-            </w:r>
-          </w:p>
-        </w:tc>
-        <w:tc>
-          <w:tcPr>
-            <w:tcW w:type="dxa" w:w="1520"/>
-          </w:tcPr>
-          <w:p>
-            <w:r>
-              <w:rPr>
-                <w:sz w:val="18"/>
-              </w:rPr>
-              <w:t>● 免费</w:t>
-            </w:r>
-          </w:p>
-        </w:tc>
-        <w:tc>
-          <w:tcPr>
-            <w:tcW w:type="dxa" w:w="1520"/>
-          </w:tcPr>
-          <w:p>
-            <w:r>
-              <w:rPr>
-                <w:sz w:val="18"/>
-              </w:rPr>
-              <w:t>●</w:t>
-            </w:r>
-          </w:p>
-        </w:tc>
-        <w:tc>
-          <w:tcPr>
-            <w:tcW w:type="dxa" w:w="1520"/>
-          </w:tcPr>
-          <w:p>
-            <w:r>
-              <w:rPr>
-                <w:sz w:val="18"/>
-              </w:rPr>
-              <w:t>△ 贵</w:t>
-            </w:r>
-          </w:p>
-        </w:tc>
-      </w:tr>
     </w:tbl>
     <w:p/>
     <w:p>
@@ -1531,17 +1374,6 @@
           <w:sz w:val="20"/>
         </w:rPr>
         <w:t>维修工单功能：独特的闭环管理，竞品无此功能</w:t>
-      </w:r>
-    </w:p>
-    <w:p>
-      <w:pPr>
-        <w:pStyle w:val="ListBullet"/>
-      </w:pPr>
-      <w:r>
-        <w:rPr>
-          <w:sz w:val="20"/>
-        </w:rPr>
-        <w:t>轻量低成本：免费基础版降低获取门槛</w:t>
       </w:r>
     </w:p>
     <w:p>
@@ -1651,7 +1483,7 @@
         <w:rPr>
           <w:sz w:val="20"/>
         </w:rPr>
-        <w:t>钉钉/企业微信可能免费推出类似功能</w:t>
+        <w:t>钉钉/企业微信可能推出类似功能</w:t>
       </w:r>
     </w:p>
     <w:p>
@@ -1663,17 +1495,6 @@
           <w:sz w:val="20"/>
         </w:rPr>
         <w:t>高校自研系统的排他性</w:t>
-      </w:r>
-    </w:p>
-    <w:p>
-      <w:pPr>
-        <w:pStyle w:val="ListBullet"/>
-      </w:pPr>
-      <w:r>
-        <w:rPr>
-          <w:sz w:val="20"/>
-        </w:rPr>
-        <w:t>用户对付费 SaaS 的接受度仍需培育</w:t>
       </w:r>
     </w:p>
     <w:p>
@@ -1693,7 +1514,7 @@
           <w:b w:val="0"/>
           <w:sz w:val="21"/>
         </w:rPr>
-        <w:t>核心差异化：一个平台 = 场地预约 + 设备租赁 + 课程活动 + 维修工单 + 财务管理 = 竞品需要 3-5 个系统才能覆盖。</w:t>
+        <w:t>核心差异化：一个平台 = 场地预约 + 设备租赁 + 课程活动 + 维修工单 +  = 竞品需要 3-5 个系统才能覆盖。</w:t>
       </w:r>
     </w:p>
     <w:p>
